--- a/templates/attendance.docx
+++ b/templates/attendance.docx
@@ -1,88 +1,174 @@
 
 <file path=word/document.xml><?xml version="1.0" encoding="utf-8"?>
-<w:document xmlns:w="http://schemas.openxmlformats.org/wordprocessingml/2006/main">
+<w:document xmlns:w="http://schemas.openxmlformats.org/wordprocessingml/2006/main" xmlns:r="http://schemas.openxmlformats.org/officeDocument/2006/relationships" xmlns:wp="http://schemas.openxmlformats.org/drawingml/2006/wordprocessingDrawing" xmlns:a="http://schemas.openxmlformats.org/drawingml/2006/main" xmlns:pic="http://schemas.openxmlformats.org/drawingml/2006/picture">
   <w:body>
-    <w:p>
-      <w:pPr>
-        <w:spacing w:before="0" w:after="0"/>
-      </w:pPr>
-      <w:r>
-        <w:rPr>
-          <w:rFonts w:ascii="Arial" w:hAnsi="Arial" w:cs="Arial"/>
-          <w:sz w:val="20"/>
-          <w:szCs w:val="20"/>
-        </w:rPr>
-        <w:t xml:space="preserve">Graduate School of Applied and Professional Psychology</w:t>
-      </w:r>
-    </w:p>
-    <w:p>
-      <w:pPr>
-        <w:spacing w:before="0" w:after="0"/>
-      </w:pPr>
-      <w:r>
-        <w:rPr>
-          <w:rFonts w:ascii="Arial" w:hAnsi="Arial" w:cs="Arial"/>
-          <w:sz w:val="20"/>
-          <w:szCs w:val="20"/>
-        </w:rPr>
-        <w:t xml:space="preserve">Rutgers, The State University of New Jersey</w:t>
-      </w:r>
-    </w:p>
-    <w:p>
-      <w:pPr>
-        <w:spacing w:before="0" w:after="0"/>
-      </w:pPr>
-      <w:r>
-        <w:rPr>
-          <w:rFonts w:ascii="Arial" w:hAnsi="Arial" w:cs="Arial"/>
-          <w:sz w:val="20"/>
-          <w:szCs w:val="20"/>
-        </w:rPr>
-        <w:t xml:space="preserve">152 Frelinghuysen Road</w:t>
-      </w:r>
-    </w:p>
-    <w:p>
-      <w:pPr>
-        <w:spacing w:before="0" w:after="0"/>
-      </w:pPr>
-      <w:r>
-        <w:rPr>
-          <w:rFonts w:ascii="Arial" w:hAnsi="Arial" w:cs="Arial"/>
-          <w:sz w:val="20"/>
-          <w:szCs w:val="20"/>
-        </w:rPr>
-        <w:t xml:space="preserve">Piscataway, NJ 08854</w:t>
-      </w:r>
-    </w:p>
-    <w:p>
-      <w:pPr>
-        <w:spacing w:before="0" w:after="0"/>
-      </w:pPr>
-      <w:r>
-        <w:rPr>
-          <w:rFonts w:ascii="Arial" w:hAnsi="Arial" w:cs="Arial"/>
-          <w:sz w:val="20"/>
-          <w:szCs w:val="20"/>
-        </w:rPr>
-        <w:t xml:space="preserve">p. (848) 445-2000    f. (732) 445-7970</w:t>
-      </w:r>
-    </w:p>
-    <w:p>
-      <w:pPr>
-        <w:spacing w:before="0" w:after="280"/>
-      </w:pPr>
-      <w:r>
-        <w:rPr>
-          <w:rFonts w:ascii="Arial" w:hAnsi="Arial" w:cs="Arial"/>
-          <w:sz w:val="20"/>
-          <w:szCs w:val="20"/>
-        </w:rPr>
-        <w:t xml:space="preserve">https://gsapp.rutgers.edu/continuing-education</w:t>
-      </w:r>
-    </w:p>
-    <w:p>
-      <w:pPr>
-        <w:spacing w:before="0" w:after="160"/>
+    <w:tbl>
+      <w:tblPr>
+        <w:tblW w:w="10080" w:type="dxa"/>
+        <w:tblBorders>
+          <w:top w:val="nil"/>
+          <w:left w:val="nil"/>
+          <w:bottom w:val="nil"/>
+          <w:right w:val="nil"/>
+          <w:insideH w:val="nil"/>
+          <w:insideV w:val="nil"/>
+        </w:tblBorders>
+        <w:tblCellMar>
+          <w:top w:w="0" w:type="dxa"/>
+          <w:left w:w="0" w:type="dxa"/>
+          <w:bottom w:w="0" w:type="dxa"/>
+          <w:right w:w="80" w:type="dxa"/>
+        </w:tblCellMar>
+      </w:tblPr>
+      <w:tblGrid>
+        <w:gridCol w:w="4680"/>
+        <w:gridCol w:w="5400"/>
+      </w:tblGrid>
+      <w:tr>
+        <w:tc>
+          <w:tcPr>
+            <w:tcW w:w="4680" w:type="dxa"/>
+            <w:vAlign w:val="center"/>
+          </w:tcPr>
+          <w:p>
+            <w:pPr>
+              <w:spacing w:before="0" w:after="0" w:line="240" w:lineRule="auto"/>
+              <w:jc w:val="left"/>
+            </w:pPr>
+            <w:r>
+              <w:drawing>
+                <wp:inline distT="0" distB="0" distL="0" distR="0">
+                  <wp:extent cx="2788920" cy="510868"/>
+                  <wp:effectExtent l="0" t="0" r="0" b="0"/>
+                  <wp:docPr id="1" name="GSAPP logo"/>
+                  <wp:cNvGraphicFramePr>
+                    <a:graphicFrameLocks noChangeAspect="1"/>
+                  </wp:cNvGraphicFramePr>
+                  <a:graphic>
+                    <a:graphicData uri="http://schemas.openxmlformats.org/drawingml/2006/picture">
+                      <pic:pic>
+                        <pic:nvPicPr>
+                          <pic:cNvPr id="1" name="GSAPP logo"/>
+                          <pic:cNvPicPr/>
+                        </pic:nvPicPr>
+                        <pic:blipFill>
+                          <a:blip r:embed="rId4"/>
+                          <a:stretch>
+                            <a:fillRect/>
+                          </a:stretch>
+                        </pic:blipFill>
+                        <pic:spPr>
+                          <a:xfrm>
+                            <a:off x="0" y="0"/>
+                            <a:ext cx="2788920" cy="510868"/>
+                          </a:xfrm>
+                          <a:prstGeom prst="rect">
+                            <a:avLst/>
+                          </a:prstGeom>
+                        </pic:spPr>
+                      </pic:pic>
+                    </a:graphicData>
+                  </a:graphic>
+                </wp:inline>
+              </w:drawing>
+            </w:r>
+          </w:p>
+        </w:tc>
+        <w:tc>
+          <w:tcPr>
+            <w:tcW w:w="5400" w:type="dxa"/>
+            <w:vAlign w:val="center"/>
+          </w:tcPr>
+          <w:p>
+            <w:pPr>
+              <w:spacing w:before="0" w:after="20" w:line="240" w:lineRule="auto"/>
+              <w:jc w:val="right"/>
+            </w:pPr>
+            <w:r>
+              <w:rPr>
+                <w:rFonts w:ascii="Arial" w:hAnsi="Arial" w:cs="Arial"/>
+                <w:sz w:val="18"/>
+                <w:szCs w:val="18"/>
+              </w:rPr>
+              <w:t xml:space="preserve">Graduate School of Applied and Professional Psychology</w:t>
+            </w:r>
+          </w:p>
+          <w:p>
+            <w:pPr>
+              <w:spacing w:before="0" w:after="20" w:line="240" w:lineRule="auto"/>
+              <w:jc w:val="right"/>
+            </w:pPr>
+            <w:r>
+              <w:rPr>
+                <w:rFonts w:ascii="Arial" w:hAnsi="Arial" w:cs="Arial"/>
+                <w:sz w:val="18"/>
+                <w:szCs w:val="18"/>
+              </w:rPr>
+              <w:t xml:space="preserve">Rutgers, The State University of New Jersey</w:t>
+            </w:r>
+          </w:p>
+          <w:p>
+            <w:pPr>
+              <w:spacing w:before="0" w:after="20" w:line="240" w:lineRule="auto"/>
+              <w:jc w:val="right"/>
+            </w:pPr>
+            <w:r>
+              <w:rPr>
+                <w:rFonts w:ascii="Arial" w:hAnsi="Arial" w:cs="Arial"/>
+                <w:sz w:val="18"/>
+                <w:szCs w:val="18"/>
+              </w:rPr>
+              <w:t xml:space="preserve">152 Frelinghuysen Road</w:t>
+            </w:r>
+          </w:p>
+          <w:p>
+            <w:pPr>
+              <w:spacing w:before="0" w:after="20" w:line="240" w:lineRule="auto"/>
+              <w:jc w:val="right"/>
+            </w:pPr>
+            <w:r>
+              <w:rPr>
+                <w:rFonts w:ascii="Arial" w:hAnsi="Arial" w:cs="Arial"/>
+                <w:sz w:val="18"/>
+                <w:szCs w:val="18"/>
+              </w:rPr>
+              <w:t xml:space="preserve">Piscataway, NJ 08854</w:t>
+            </w:r>
+          </w:p>
+          <w:p>
+            <w:pPr>
+              <w:spacing w:before="0" w:after="20" w:line="240" w:lineRule="auto"/>
+              <w:jc w:val="right"/>
+            </w:pPr>
+            <w:r>
+              <w:rPr>
+                <w:rFonts w:ascii="Arial" w:hAnsi="Arial" w:cs="Arial"/>
+                <w:sz w:val="18"/>
+                <w:szCs w:val="18"/>
+              </w:rPr>
+              <w:t xml:space="preserve">p. (848) 445-2000    f. (732) 445-7970</w:t>
+            </w:r>
+          </w:p>
+          <w:p>
+            <w:pPr>
+              <w:spacing w:before="0" w:after="20" w:line="240" w:lineRule="auto"/>
+              <w:jc w:val="right"/>
+            </w:pPr>
+            <w:r>
+              <w:rPr>
+                <w:rFonts w:ascii="Arial" w:hAnsi="Arial" w:cs="Arial"/>
+                <w:sz w:val="18"/>
+                <w:szCs w:val="18"/>
+              </w:rPr>
+              <w:t xml:space="preserve">https://gsapp.rutgers.edu/continuing-education</w:t>
+            </w:r>
+          </w:p>
+        </w:tc>
+      </w:tr>
+    </w:tbl>
+    <w:p>
+      <w:pPr>
+        <w:spacing w:before="1560" w:after="160" w:line="240" w:lineRule="auto"/>
         <w:jc w:val="center"/>
       </w:pPr>
       <w:r>
@@ -96,7 +182,50 @@
     </w:p>
     <w:p>
       <w:pPr>
-        <w:spacing w:before="0" w:after="200"/>
+        <w:spacing w:before="40" w:after="200" w:line="240" w:lineRule="auto"/>
+        <w:jc w:val="center"/>
+      </w:pPr>
+      <w:r>
+        <w:rPr>
+          <w:rFonts w:ascii="Times New Roman" w:hAnsi="Times New Roman" w:cs="Times New Roman"/>
+          <w:b/>
+          <w:sz w:val="40"/>
+          <w:szCs w:val="40"/>
+        </w:rPr>
+        <w:t xml:space="preserve">NAME</w:t>
+      </w:r>
+    </w:p>
+    <w:p>
+      <w:pPr>
+        <w:spacing w:before="0" w:after="0" w:line="240" w:lineRule="auto"/>
+        <w:jc w:val="center"/>
+      </w:pPr>
+      <w:r>
+        <w:rPr>
+          <w:rFonts w:ascii="Times New Roman" w:hAnsi="Times New Roman" w:cs="Times New Roman"/>
+          <w:sz w:val="24"/>
+          <w:szCs w:val="24"/>
+        </w:rPr>
+        <w:t xml:space="preserve">attended, in its entirety, the following activity sponsored by the</w:t>
+      </w:r>
+    </w:p>
+    <w:p>
+      <w:pPr>
+        <w:spacing w:before="40" w:after="880" w:line="240" w:lineRule="auto"/>
+        <w:jc w:val="center"/>
+      </w:pPr>
+      <w:r>
+        <w:rPr>
+          <w:rFonts w:ascii="Times New Roman" w:hAnsi="Times New Roman" w:cs="Times New Roman"/>
+          <w:sz w:val="24"/>
+          <w:szCs w:val="24"/>
+        </w:rPr>
+        <w:t xml:space="preserve">Graduate School of Applied and Professional Psychology:</w:t>
+      </w:r>
+    </w:p>
+    <w:p>
+      <w:pPr>
+        <w:spacing w:before="80" w:after="840" w:line="240" w:lineRule="auto"/>
         <w:jc w:val="center"/>
       </w:pPr>
       <w:r>
@@ -106,55 +235,12 @@
           <w:sz w:val="36"/>
           <w:szCs w:val="36"/>
         </w:rPr>
-        <w:t xml:space="preserve">NAME</w:t>
-      </w:r>
-    </w:p>
-    <w:p>
-      <w:pPr>
-        <w:spacing w:before="0" w:after="0"/>
-        <w:jc w:val="center"/>
-      </w:pPr>
-      <w:r>
-        <w:rPr>
-          <w:rFonts w:ascii="Times New Roman" w:hAnsi="Times New Roman" w:cs="Times New Roman"/>
-          <w:sz w:val="24"/>
-          <w:szCs w:val="24"/>
-        </w:rPr>
-        <w:t xml:space="preserve">attended, in its entirety, the following activity sponsored by the</w:t>
-      </w:r>
-    </w:p>
-    <w:p>
-      <w:pPr>
-        <w:spacing w:before="0" w:after="200"/>
-        <w:jc w:val="center"/>
-      </w:pPr>
-      <w:r>
-        <w:rPr>
-          <w:rFonts w:ascii="Times New Roman" w:hAnsi="Times New Roman" w:cs="Times New Roman"/>
-          <w:sz w:val="24"/>
-          <w:szCs w:val="24"/>
-        </w:rPr>
-        <w:t xml:space="preserve">Graduate School of Applied and Professional Psychology:</w:t>
-      </w:r>
-    </w:p>
-    <w:p>
-      <w:pPr>
-        <w:spacing w:before="0" w:after="160"/>
-        <w:jc w:val="center"/>
-      </w:pPr>
-      <w:r>
-        <w:rPr>
-          <w:rFonts w:ascii="Times New Roman" w:hAnsi="Times New Roman" w:cs="Times New Roman"/>
-          <w:b/>
-          <w:sz w:val="36"/>
-          <w:szCs w:val="36"/>
-        </w:rPr>
         <w:t xml:space="preserve">“TITLE”</w:t>
       </w:r>
     </w:p>
     <w:p>
       <w:pPr>
-        <w:spacing w:before="0" w:after="40"/>
+        <w:spacing w:before="80" w:after="40" w:line="240" w:lineRule="auto"/>
         <w:jc w:val="center"/>
       </w:pPr>
       <w:r>
@@ -169,7 +255,7 @@
     </w:p>
     <w:p>
       <w:pPr>
-        <w:spacing w:before="0" w:after="40"/>
+        <w:spacing w:before="0" w:after="40" w:line="240" w:lineRule="auto"/>
         <w:jc w:val="center"/>
       </w:pPr>
       <w:r>
@@ -184,7 +270,7 @@
     </w:p>
     <w:p>
       <w:pPr>
-        <w:spacing w:before="0" w:after="40"/>
+        <w:spacing w:before="0" w:after="40" w:line="240" w:lineRule="auto"/>
         <w:jc w:val="center"/>
       </w:pPr>
       <w:r>
@@ -199,7 +285,7 @@
     </w:p>
     <w:p>
       <w:pPr>
-        <w:spacing w:before="0" w:after="360"/>
+        <w:spacing w:before="0" w:after="80" w:line="240" w:lineRule="auto"/>
         <w:jc w:val="center"/>
       </w:pPr>
       <w:r>
@@ -214,61 +300,152 @@
     </w:p>
     <w:p>
       <w:pPr>
-        <w:spacing w:before="0" w:after="0"/>
-      </w:pPr>
-      <w:r>
-        <w:rPr>
-          <w:rFonts w:ascii="Times New Roman" w:hAnsi="Times New Roman" w:cs="Times New Roman"/>
-          <w:sz w:val="22"/>
-          <w:szCs w:val="22"/>
-        </w:rPr>
-        <w:t xml:space="preserve">Jessica Benas, Ph.D.</w:t>
-      </w:r>
-    </w:p>
-    <w:p>
-      <w:pPr>
-        <w:spacing w:before="0" w:after="0"/>
-      </w:pPr>
-      <w:r>
-        <w:rPr>
-          <w:rFonts w:ascii="Times New Roman" w:hAnsi="Times New Roman" w:cs="Times New Roman"/>
-          <w:sz w:val="22"/>
-          <w:szCs w:val="22"/>
-        </w:rPr>
-        <w:t xml:space="preserve">Director of Continuing Education</w:t>
-      </w:r>
-    </w:p>
-    <w:p>
-      <w:pPr>
-        <w:spacing w:before="0" w:after="0"/>
-      </w:pPr>
-      <w:r>
-        <w:rPr>
-          <w:rFonts w:ascii="Times New Roman" w:hAnsi="Times New Roman" w:cs="Times New Roman"/>
-          <w:u w:val="single"/>
-          <w:color w:val="0563C1"/>
-          <w:sz w:val="22"/>
-          <w:szCs w:val="22"/>
-        </w:rPr>
-        <w:t xml:space="preserve">jbenas@rutgers.edu</w:t>
-      </w:r>
-    </w:p>
-    <w:p>
-      <w:pPr>
-        <w:spacing w:before="0" w:after="0"/>
-      </w:pPr>
-      <w:r>
-        <w:rPr>
-          <w:rFonts w:ascii="Times New Roman" w:hAnsi="Times New Roman" w:cs="Times New Roman"/>
-          <w:sz w:val="22"/>
-          <w:szCs w:val="22"/>
-        </w:rPr>
-        <w:t xml:space="preserve">(848) 445-3987</w:t>
-      </w:r>
-    </w:p>
+        <w:spacing w:before="0" w:after="2040" w:line="240" w:lineRule="auto"/>
+      </w:pPr>
+    </w:p>
+    <w:tbl>
+      <w:tblPr>
+        <w:tblW w:w="4680" w:type="dxa"/>
+        <w:jc w:val="right"/>
+        <w:tblBorders>
+          <w:top w:val="nil"/>
+          <w:left w:val="nil"/>
+          <w:bottom w:val="nil"/>
+          <w:right w:val="nil"/>
+          <w:insideH w:val="nil"/>
+          <w:insideV w:val="nil"/>
+        </w:tblBorders>
+        <w:tblCellMar>
+          <w:top w:w="0" w:type="dxa"/>
+          <w:left w:w="0" w:type="dxa"/>
+          <w:bottom w:w="0" w:type="dxa"/>
+          <w:right w:w="0" w:type="dxa"/>
+        </w:tblCellMar>
+      </w:tblPr>
+      <w:tblGrid>
+        <w:gridCol w:w="4680"/>
+      </w:tblGrid>
+      <w:tr>
+        <w:tc>
+          <w:tcPr>
+            <w:tcW w:w="4680" w:type="dxa"/>
+          </w:tcPr>
+          <w:p>
+            <w:pPr>
+              <w:spacing w:before="0" w:after="420" w:line="240" w:lineRule="auto"/>
+              <w:jc w:val="right"/>
+            </w:pPr>
+            <w:r>
+              <w:drawing>
+                <wp:inline distT="0" distB="0" distL="0" distR="0">
+                  <wp:extent cx="2148840" cy="727051"/>
+                  <wp:effectExtent l="0" t="0" r="0" b="0"/>
+                  <wp:docPr id="2" name="Jessica Benas signature"/>
+                  <wp:cNvGraphicFramePr>
+                    <a:graphicFrameLocks noChangeAspect="1"/>
+                  </wp:cNvGraphicFramePr>
+                  <a:graphic>
+                    <a:graphicData uri="http://schemas.openxmlformats.org/drawingml/2006/picture">
+                      <pic:pic>
+                        <pic:nvPicPr>
+                          <pic:cNvPr id="2" name="Jessica Benas signature"/>
+                          <pic:cNvPicPr/>
+                        </pic:nvPicPr>
+                        <pic:blipFill>
+                          <a:blip r:embed="rId5"/>
+                          <a:stretch>
+                            <a:fillRect/>
+                          </a:stretch>
+                        </pic:blipFill>
+                        <pic:spPr>
+                          <a:xfrm>
+                            <a:off x="0" y="0"/>
+                            <a:ext cx="2148840" cy="727051"/>
+                          </a:xfrm>
+                          <a:prstGeom prst="rect">
+                            <a:avLst/>
+                          </a:prstGeom>
+                        </pic:spPr>
+                      </pic:pic>
+                    </a:graphicData>
+                  </a:graphic>
+                </wp:inline>
+              </w:drawing>
+            </w:r>
+          </w:p>
+          <w:p>
+            <w:pPr>
+              <w:spacing w:before="60" w:after="80" w:line="240" w:lineRule="auto"/>
+              <w:jc w:val="right"/>
+              <w:pBdr>
+                <w:bottom w:val="single" w:sz="12" w:space="1" w:color="1F1F1F"/>
+              </w:pBdr>
+            </w:pPr>
+          </w:p>
+          <w:p>
+            <w:pPr>
+              <w:spacing w:before="40" w:after="0" w:line="240" w:lineRule="auto"/>
+              <w:jc w:val="right"/>
+            </w:pPr>
+            <w:r>
+              <w:rPr>
+                <w:rFonts w:ascii="Times New Roman" w:hAnsi="Times New Roman" w:cs="Times New Roman"/>
+                <w:sz w:val="22"/>
+                <w:szCs w:val="22"/>
+              </w:rPr>
+              <w:t xml:space="preserve">Jessica Benas, Ph.D.</w:t>
+            </w:r>
+          </w:p>
+          <w:p>
+            <w:pPr>
+              <w:spacing w:before="0" w:after="0" w:line="240" w:lineRule="auto"/>
+              <w:jc w:val="right"/>
+            </w:pPr>
+            <w:r>
+              <w:rPr>
+                <w:rFonts w:ascii="Times New Roman" w:hAnsi="Times New Roman" w:cs="Times New Roman"/>
+                <w:sz w:val="22"/>
+                <w:szCs w:val="22"/>
+              </w:rPr>
+              <w:t xml:space="preserve">Director of Continuing Education</w:t>
+            </w:r>
+          </w:p>
+          <w:p>
+            <w:pPr>
+              <w:spacing w:before="0" w:after="0" w:line="240" w:lineRule="auto"/>
+              <w:jc w:val="right"/>
+            </w:pPr>
+            <w:r>
+              <w:rPr>
+                <w:rFonts w:ascii="Times New Roman" w:hAnsi="Times New Roman" w:cs="Times New Roman"/>
+                <w:color w:val="0563C1"/>
+                <w:u w:val="single"/>
+                <w:sz w:val="22"/>
+                <w:szCs w:val="22"/>
+              </w:rPr>
+              <w:t xml:space="preserve">jbenas@rutgers.edu</w:t>
+            </w:r>
+          </w:p>
+          <w:p>
+            <w:pPr>
+              <w:spacing w:before="0" w:after="0" w:line="240" w:lineRule="auto"/>
+              <w:jc w:val="right"/>
+            </w:pPr>
+            <w:r>
+              <w:rPr>
+                <w:rFonts w:ascii="Times New Roman" w:hAnsi="Times New Roman" w:cs="Times New Roman"/>
+                <w:sz w:val="22"/>
+                <w:szCs w:val="22"/>
+              </w:rPr>
+              <w:t xml:space="preserve">(848) 445-3987</w:t>
+            </w:r>
+          </w:p>
+        </w:tc>
+      </w:tr>
+    </w:tbl>
     <w:sectPr>
       <w:pgSz w:w="12240" w:h="15840"/>
-      <w:pgMar w:top="1080" w:right="1080" w:bottom="1080" w:left="1080" w:header="720" w:footer="720" w:gutter="0"/>
+      <w:pgMar w:top="900" w:right="900" w:bottom="860" w:left="900" w:header="360" w:footer="360" w:gutter="0"/>
     </w:sectPr>
   </w:body>
 </w:document>
